--- a/Reports/Report Layouts/UOMUpdatePreview.docx
+++ b/Reports/Report Layouts/UOMUpdatePreview.docx
@@ -131,10 +131,10 @@
       <w:sdt>
         <w:sdtPr>
           <w:id w:val="1648474224"/>
-          <w15:dataBinding w:prefixMappings="xmlns:ns0='urn:microsoft-dynamics-nav/reports/Update_Bin_UOM_Preview_Mode/50001/' " w:xpath="/ns0:NavWordReportXmlPart[1]/ns0:ItemLedgerEntryPreview" w:storeItemID="{49131D68-9122-4599-B56F-104085F3772D}"/>
+          <w15:dataBinding w:prefixMappings="xmlns:ns0='urn:microsoft-dynamics-nav/reports/Update_Bin_UOM_Preview_Mode/50201/'" w:xpath="/ns0:NavWordReportXmlPart[1]/ns0:ItemLedgerEntryPreview" w:storeItemID="{49131D68-9122-4599-B56F-104085F3772D}"/>
           <w15:repeatingSection/>
           <w:alias w:val="#Nav: /ItemLedgerEntryPreview"/>
-          <w:tag w:val="#Nav: Update_Bin_UOM_Preview_Mode/50001"/>
+          <w:tag w:val="#Nav: Update_Bin_UOM_Preview_Mode/50201"/>
         </w:sdtPr>
         <w:sdtContent>
           <w:sdt>
@@ -153,12 +153,12 @@
                 <w:sdt>
                   <w:sdtPr>
                     <w:alias w:val="#Nav: /ItemLedgerEntryPreview/ILEEntryNo"/>
-                    <w:tag w:val="#Nav: Update_Bin_UOM_Preview_Mode/50001"/>
+                    <w:tag w:val="#Nav: Update_Bin_UOM_Preview_Mode/50201"/>
                     <w:id w:val="400957785"/>
                     <w:placeholder>
                       <w:docPart w:val="32905324E305406D83A65EB354A04802"/>
                     </w:placeholder>
-                    <w:dataBinding w:prefixMappings="xmlns:ns0='urn:microsoft-dynamics-nav/reports/Update_Bin_UOM_Preview_Mode/50001/' " w:xpath="/ns0:NavWordReportXmlPart[1]/ns0:ItemLedgerEntryPreview[1]/ns0:ILEEntryNo[1]" w:storeItemID="{49131D68-9122-4599-B56F-104085F3772D}"/>
+                    <w:dataBinding w:prefixMappings="xmlns:ns0='urn:microsoft-dynamics-nav/reports/Update_Bin_UOM_Preview_Mode/50201/'" w:xpath="/ns0:NavWordReportXmlPart[1]/ns0:ItemLedgerEntryPreview[1]/ns0:ILEEntryNo[1]" w:storeItemID="{49131D68-9122-4599-B56F-104085F3772D}"/>
                     <w:text/>
                   </w:sdtPr>
                   <w:sdtContent>
@@ -177,12 +177,12 @@
                 <w:sdt>
                   <w:sdtPr>
                     <w:alias w:val="#Nav: /ItemLedgerEntryPreview/ILEItemNo"/>
-                    <w:tag w:val="#Nav: Update_Bin_UOM_Preview_Mode/50001"/>
+                    <w:tag w:val="#Nav: Update_Bin_UOM_Preview_Mode/50201"/>
                     <w:id w:val="670766192"/>
                     <w:placeholder>
                       <w:docPart w:val="32905324E305406D83A65EB354A04802"/>
                     </w:placeholder>
-                    <w:dataBinding w:prefixMappings="xmlns:ns0='urn:microsoft-dynamics-nav/reports/Update_Bin_UOM_Preview_Mode/50001/' " w:xpath="/ns0:NavWordReportXmlPart[1]/ns0:ItemLedgerEntryPreview[1]/ns0:ILEItemNo[1]" w:storeItemID="{49131D68-9122-4599-B56F-104085F3772D}"/>
+                    <w:dataBinding w:prefixMappings="xmlns:ns0='urn:microsoft-dynamics-nav/reports/Update_Bin_UOM_Preview_Mode/50201/'" w:xpath="/ns0:NavWordReportXmlPart[1]/ns0:ItemLedgerEntryPreview[1]/ns0:ILEItemNo[1]" w:storeItemID="{49131D68-9122-4599-B56F-104085F3772D}"/>
                     <w:text/>
                   </w:sdtPr>
                   <w:sdtContent>
@@ -201,12 +201,12 @@
                 <w:sdt>
                   <w:sdtPr>
                     <w:alias w:val="#Nav: /ItemLedgerEntryPreview/ILELocationCode"/>
-                    <w:tag w:val="#Nav: Update_Bin_UOM_Preview_Mode/50001"/>
+                    <w:tag w:val="#Nav: Update_Bin_UOM_Preview_Mode/50201"/>
                     <w:id w:val="-443693580"/>
                     <w:placeholder>
                       <w:docPart w:val="32905324E305406D83A65EB354A04802"/>
                     </w:placeholder>
-                    <w:dataBinding w:prefixMappings="xmlns:ns0='urn:microsoft-dynamics-nav/reports/Update_Bin_UOM_Preview_Mode/50001/' " w:xpath="/ns0:NavWordReportXmlPart[1]/ns0:ItemLedgerEntryPreview[1]/ns0:ILELocationCode[1]" w:storeItemID="{49131D68-9122-4599-B56F-104085F3772D}"/>
+                    <w:dataBinding w:prefixMappings="xmlns:ns0='urn:microsoft-dynamics-nav/reports/Update_Bin_UOM_Preview_Mode/50201/'" w:xpath="/ns0:NavWordReportXmlPart[1]/ns0:ItemLedgerEntryPreview[1]/ns0:ILELocationCode[1]" w:storeItemID="{49131D68-9122-4599-B56F-104085F3772D}"/>
                     <w:text/>
                   </w:sdtPr>
                   <w:sdtContent>
@@ -225,12 +225,12 @@
                 <w:sdt>
                   <w:sdtPr>
                     <w:alias w:val="#Nav: /ItemLedgerEntryPreview/ILEOldUOM"/>
-                    <w:tag w:val="#Nav: Update_Bin_UOM_Preview_Mode/50001"/>
+                    <w:tag w:val="#Nav: Update_Bin_UOM_Preview_Mode/50201"/>
                     <w:id w:val="-1905445038"/>
                     <w:placeholder>
                       <w:docPart w:val="32905324E305406D83A65EB354A04802"/>
                     </w:placeholder>
-                    <w:dataBinding w:prefixMappings="xmlns:ns0='urn:microsoft-dynamics-nav/reports/Update_Bin_UOM_Preview_Mode/50001/' " w:xpath="/ns0:NavWordReportXmlPart[1]/ns0:ItemLedgerEntryPreview[1]/ns0:ILEOldUOM[1]" w:storeItemID="{49131D68-9122-4599-B56F-104085F3772D}"/>
+                    <w:dataBinding w:prefixMappings="xmlns:ns0='urn:microsoft-dynamics-nav/reports/Update_Bin_UOM_Preview_Mode/50201/'" w:xpath="/ns0:NavWordReportXmlPart[1]/ns0:ItemLedgerEntryPreview[1]/ns0:ILEOldUOM[1]" w:storeItemID="{49131D68-9122-4599-B56F-104085F3772D}"/>
                     <w:text/>
                   </w:sdtPr>
                   <w:sdtContent>
@@ -249,12 +249,12 @@
                 <w:sdt>
                   <w:sdtPr>
                     <w:alias w:val="#Nav: /ItemLedgerEntryPreview/ILENewUOM"/>
-                    <w:tag w:val="#Nav: Update_Bin_UOM_Preview_Mode/50001"/>
+                    <w:tag w:val="#Nav: Update_Bin_UOM_Preview_Mode/50201"/>
                     <w:id w:val="-43071186"/>
                     <w:placeholder>
                       <w:docPart w:val="32905324E305406D83A65EB354A04802"/>
                     </w:placeholder>
-                    <w:dataBinding w:prefixMappings="xmlns:ns0='urn:microsoft-dynamics-nav/reports/Update_Bin_UOM_Preview_Mode/50001/' " w:xpath="/ns0:NavWordReportXmlPart[1]/ns0:ItemLedgerEntryPreview[1]/ns0:ILENewUOM[1]" w:storeItemID="{49131D68-9122-4599-B56F-104085F3772D}"/>
+                    <w:dataBinding w:prefixMappings="xmlns:ns0='urn:microsoft-dynamics-nav/reports/Update_Bin_UOM_Preview_Mode/50201/'" w:xpath="/ns0:NavWordReportXmlPart[1]/ns0:ItemLedgerEntryPreview[1]/ns0:ILENewUOM[1]" w:storeItemID="{49131D68-9122-4599-B56F-104085F3772D}"/>
                     <w:text/>
                   </w:sdtPr>
                   <w:sdtContent>
@@ -446,10 +446,10 @@
       <w:sdt>
         <w:sdtPr>
           <w:id w:val="1983125007"/>
-          <w15:dataBinding w:prefixMappings="xmlns:ns0='urn:microsoft-dynamics-nav/reports/Update_Bin_UOM_Preview_Mode/50001/' " w:xpath="/ns0:NavWordReportXmlPart[1]/ns0:WarehouseEntryPreview" w:storeItemID="{49131D68-9122-4599-B56F-104085F3772D}"/>
+          <w15:dataBinding w:prefixMappings="xmlns:ns0='urn:microsoft-dynamics-nav/reports/Update_Bin_UOM_Preview_Mode/50201/'" w:xpath="/ns0:NavWordReportXmlPart[1]/ns0:WarehouseEntryPreview" w:storeItemID="{49131D68-9122-4599-B56F-104085F3772D}"/>
           <w15:repeatingSection/>
           <w:alias w:val="#Nav: /WarehouseEntryPreview"/>
-          <w:tag w:val="#Nav: Update_Bin_UOM_Preview_Mode/50001"/>
+          <w:tag w:val="#Nav: Update_Bin_UOM_Preview_Mode/50201"/>
         </w:sdtPr>
         <w:sdtContent>
           <w:sdt>
@@ -468,12 +468,12 @@
                 <w:sdt>
                   <w:sdtPr>
                     <w:alias w:val="#Nav: /WarehouseEntryPreview/WhseEntryNo"/>
-                    <w:tag w:val="#Nav: Update_Bin_UOM_Preview_Mode/50001"/>
+                    <w:tag w:val="#Nav: Update_Bin_UOM_Preview_Mode/50201"/>
                     <w:id w:val="519670658"/>
                     <w:placeholder>
                       <w:docPart w:val="36DFA8A1D3C3410EACD1E0E342A7182C"/>
                     </w:placeholder>
-                    <w:dataBinding w:prefixMappings="xmlns:ns0='urn:microsoft-dynamics-nav/reports/Update_Bin_UOM_Preview_Mode/50001/' " w:xpath="/ns0:NavWordReportXmlPart[1]/ns0:WarehouseEntryPreview[1]/ns0:WhseEntryNo[1]" w:storeItemID="{49131D68-9122-4599-B56F-104085F3772D}"/>
+                    <w:dataBinding w:prefixMappings="xmlns:ns0='urn:microsoft-dynamics-nav/reports/Update_Bin_UOM_Preview_Mode/50201/'" w:xpath="/ns0:NavWordReportXmlPart[1]/ns0:WarehouseEntryPreview[1]/ns0:WhseEntryNo[1]" w:storeItemID="{49131D68-9122-4599-B56F-104085F3772D}"/>
                     <w:text/>
                   </w:sdtPr>
                   <w:sdtContent>
@@ -492,12 +492,12 @@
                 <w:sdt>
                   <w:sdtPr>
                     <w:alias w:val="#Nav: /WarehouseEntryPreview/WhseItemNo"/>
-                    <w:tag w:val="#Nav: Update_Bin_UOM_Preview_Mode/50001"/>
+                    <w:tag w:val="#Nav: Update_Bin_UOM_Preview_Mode/50201"/>
                     <w:id w:val="-906224390"/>
                     <w:placeholder>
                       <w:docPart w:val="36DFA8A1D3C3410EACD1E0E342A7182C"/>
                     </w:placeholder>
-                    <w:dataBinding w:prefixMappings="xmlns:ns0='urn:microsoft-dynamics-nav/reports/Update_Bin_UOM_Preview_Mode/50001/' " w:xpath="/ns0:NavWordReportXmlPart[1]/ns0:WarehouseEntryPreview[1]/ns0:WhseItemNo[1]" w:storeItemID="{49131D68-9122-4599-B56F-104085F3772D}"/>
+                    <w:dataBinding w:prefixMappings="xmlns:ns0='urn:microsoft-dynamics-nav/reports/Update_Bin_UOM_Preview_Mode/50201/'" w:xpath="/ns0:NavWordReportXmlPart[1]/ns0:WarehouseEntryPreview[1]/ns0:WhseItemNo[1]" w:storeItemID="{49131D68-9122-4599-B56F-104085F3772D}"/>
                     <w:text/>
                   </w:sdtPr>
                   <w:sdtContent>
@@ -516,12 +516,12 @@
                 <w:sdt>
                   <w:sdtPr>
                     <w:alias w:val="#Nav: /WarehouseEntryPreview/WhseLocationCode"/>
-                    <w:tag w:val="#Nav: Update_Bin_UOM_Preview_Mode/50001"/>
+                    <w:tag w:val="#Nav: Update_Bin_UOM_Preview_Mode/50201"/>
                     <w:id w:val="176009426"/>
                     <w:placeholder>
                       <w:docPart w:val="36DFA8A1D3C3410EACD1E0E342A7182C"/>
                     </w:placeholder>
-                    <w:dataBinding w:prefixMappings="xmlns:ns0='urn:microsoft-dynamics-nav/reports/Update_Bin_UOM_Preview_Mode/50001/' " w:xpath="/ns0:NavWordReportXmlPart[1]/ns0:WarehouseEntryPreview[1]/ns0:WhseLocationCode[1]" w:storeItemID="{49131D68-9122-4599-B56F-104085F3772D}"/>
+                    <w:dataBinding w:prefixMappings="xmlns:ns0='urn:microsoft-dynamics-nav/reports/Update_Bin_UOM_Preview_Mode/50201/'" w:xpath="/ns0:NavWordReportXmlPart[1]/ns0:WarehouseEntryPreview[1]/ns0:WhseLocationCode[1]" w:storeItemID="{49131D68-9122-4599-B56F-104085F3772D}"/>
                     <w:text/>
                   </w:sdtPr>
                   <w:sdtContent>
@@ -540,12 +540,12 @@
                 <w:sdt>
                   <w:sdtPr>
                     <w:alias w:val="#Nav: /WarehouseEntryPreview/WhseBinCode"/>
-                    <w:tag w:val="#Nav: Update_Bin_UOM_Preview_Mode/50001"/>
+                    <w:tag w:val="#Nav: Update_Bin_UOM_Preview_Mode/50201"/>
                     <w:id w:val="578718572"/>
                     <w:placeholder>
                       <w:docPart w:val="44D57013557A45788136B9E5F1182B55"/>
                     </w:placeholder>
-                    <w:dataBinding w:prefixMappings="xmlns:ns0='urn:microsoft-dynamics-nav/reports/Update_Bin_UOM_Preview_Mode/50001/' " w:xpath="/ns0:NavWordReportXmlPart[1]/ns0:WarehouseEntryPreview[1]/ns0:WhseBinCode[1]" w:storeItemID="{49131D68-9122-4599-B56F-104085F3772D}"/>
+                    <w:dataBinding w:prefixMappings="xmlns:ns0='urn:microsoft-dynamics-nav/reports/Update_Bin_UOM_Preview_Mode/50201/'" w:xpath="/ns0:NavWordReportXmlPart[1]/ns0:WarehouseEntryPreview[1]/ns0:WhseBinCode[1]" w:storeItemID="{49131D68-9122-4599-B56F-104085F3772D}"/>
                     <w:text/>
                   </w:sdtPr>
                   <w:sdtContent>
@@ -564,12 +564,12 @@
                 <w:sdt>
                   <w:sdtPr>
                     <w:alias w:val="#Nav: /WarehouseEntryPreview/WhseOldUOM"/>
-                    <w:tag w:val="#Nav: Update_Bin_UOM_Preview_Mode/50001"/>
+                    <w:tag w:val="#Nav: Update_Bin_UOM_Preview_Mode/50201"/>
                     <w:id w:val="-1726756848"/>
                     <w:placeholder>
                       <w:docPart w:val="36DFA8A1D3C3410EACD1E0E342A7182C"/>
                     </w:placeholder>
-                    <w:dataBinding w:prefixMappings="xmlns:ns0='urn:microsoft-dynamics-nav/reports/Update_Bin_UOM_Preview_Mode/50001/' " w:xpath="/ns0:NavWordReportXmlPart[1]/ns0:WarehouseEntryPreview[1]/ns0:WhseOldUOM[1]" w:storeItemID="{49131D68-9122-4599-B56F-104085F3772D}"/>
+                    <w:dataBinding w:prefixMappings="xmlns:ns0='urn:microsoft-dynamics-nav/reports/Update_Bin_UOM_Preview_Mode/50201/'" w:xpath="/ns0:NavWordReportXmlPart[1]/ns0:WarehouseEntryPreview[1]/ns0:WhseOldUOM[1]" w:storeItemID="{49131D68-9122-4599-B56F-104085F3772D}"/>
                     <w:text/>
                   </w:sdtPr>
                   <w:sdtContent>
@@ -588,12 +588,12 @@
                 <w:sdt>
                   <w:sdtPr>
                     <w:alias w:val="#Nav: /WarehouseEntryPreview/WhseNewUOM"/>
-                    <w:tag w:val="#Nav: Update_Bin_UOM_Preview_Mode/50001"/>
+                    <w:tag w:val="#Nav: Update_Bin_UOM_Preview_Mode/50201"/>
                     <w:id w:val="36939459"/>
                     <w:placeholder>
                       <w:docPart w:val="36DFA8A1D3C3410EACD1E0E342A7182C"/>
                     </w:placeholder>
-                    <w:dataBinding w:prefixMappings="xmlns:ns0='urn:microsoft-dynamics-nav/reports/Update_Bin_UOM_Preview_Mode/50001/' " w:xpath="/ns0:NavWordReportXmlPart[1]/ns0:WarehouseEntryPreview[1]/ns0:WhseNewUOM[1]" w:storeItemID="{49131D68-9122-4599-B56F-104085F3772D}"/>
+                    <w:dataBinding w:prefixMappings="xmlns:ns0='urn:microsoft-dynamics-nav/reports/Update_Bin_UOM_Preview_Mode/50201/'" w:xpath="/ns0:NavWordReportXmlPart[1]/ns0:WarehouseEntryPreview[1]/ns0:WhseNewUOM[1]" w:storeItemID="{49131D68-9122-4599-B56F-104085F3772D}"/>
                     <w:text/>
                   </w:sdtPr>
                   <w:sdtContent>
@@ -2107,336 +2107,428 @@
 </we:webextension>
 </file>
 
-<file path=customXml/item1.xml>��< ? x m l   v e r s i o n = " 1 . 0 "   e n c o d i n g = " u t f - 1 6 " ? > < N a v W o r d R e p o r t X m l P a r t   x m l n s = " u r n : m i c r o s o f t - d y n a m i c s - b u s i n e s s c e n t r a l / i n t e r n a l / e x t e n d e d / r e p o r t s / U p d a t e _ B i n _ U O M _ P r e v i e w _ M o d e / 5 0 0 0 1 / " > - 
-     < B C R e p o r t I n f o r m a t i o n > - 
-         < R e p o r t M e t a d a t a > - 
-             < E x t e n s i o n I d > E x t e n s i o n   I D < / E x t e n s i o n I d > - 
-             < E x t e n s i o n N a m e > E x t e n s i o n   N a m e < / E x t e n s i o n N a m e > - 
-             < E x t e n s i o n P u b l i s h e r > E x t e n s i o n   P u b l i s h e r < / E x t e n s i o n P u b l i s h e r > - 
-             < E x t e n s i o n V e r s i o n > E x t e n s i o n   V e r s i o n < / E x t e n s i o n V e r s i o n > - 
-             < R e p o r t I d > R e p o r t   I D < / R e p o r t I d > - 
-             < R e p o r t N a m e > R e p o r t   N a m e < / R e p o r t N a m e > - 
-             < A b o u t T h i s R e p o r t T i t l e > A b o u t   T h i s   R e p o r t   T i t l e < / A b o u t T h i s R e p o r t T i t l e > - 
-             < A b o u t T h i s R e p o r t T e x t > A b o u t   T h i s   R e p o r t   T e x t < / A b o u t T h i s R e p o r t T e x t > - 
-             < R e p o r t H e l p L i n k > R e p o r t   H e l p   L i n k < / R e p o r t H e l p L i n k > - 
-         < / R e p o r t M e t a d a t a > - 
-         < R e p o r t R e q u e s t > - 
-             < T e n a n t E n t r a I d > T e n a n t   E n t r a   I d < / T e n a n t E n t r a I d > - 
-             < E n v i r o n m e n t N a m e > E n v i r o n m e n t   N a m e < / E n v i r o n m e n t N a m e > - 
-             < E n v i r o n m e n t T y p e > E n v i r o n m e n t   T y p e < / E n v i r o n m e n t T y p e > - 
-             < C o m p a n y N a m e > C o m p a n y   N a m e < / C o m p a n y N a m e > - 
-             < C o m p a n y D i s p l a y N a m e > C o m p a n y   D i s p l a y   N a m e < / C o m p a n y D i s p l a y N a m e > - 
-             < C o m p a n y I d > C o m p a n y   I D < / C o m p a n y I d > - 
-             < U s e r N a m e > U s e r   N a m e < / U s e r N a m e > - 
-             < D a t e A n d T i m e > D a t e   a n d   T i m e < / D a t e A n d T i m e > - 
-             < L a n g u a g e > L a n g u a g e < / L a n g u a g e > - 
-             < F o r m a t R e g i o n > F o r m a t   R e g i o n < / F o r m a t R e g i o n > - 
-             < D a t e T i m e V a l u e s > - 
-                 < Y e a r > Y e a r < / Y e a r > - 
-                 < M o n t h N u m b e r > M o n t h   N u m b e r < / M o n t h N u m b e r > - 
-                 < D a y N u m b e r > D a y   N u m b e r < / D a y N u m b e r > - 
-                 < H o u r > H o u r < / H o u r > - 
-                 < M i n u t e > M i n u t e < / M i n u t e > - 
-             < / D a t e T i m e V a l u e s > - 
-         < / R e p o r t R e q u e s t > - 
-     < / B C R e p o r t I n f o r m a t i o n > - 
-     < T o o l t i p s / > - 
-     < P r e v i e w H e a d e r   E l e m e n t T y p e = " D a t a I t e m "   E l e m e n t I d = " 4 3 1 6 5 1 3 0 4 " > - 
-         < I s P r e v i e w M o d e   E l e m e n t T y p e = " C o l u m n "   E l e m e n t I d = " 6 1 0 5 2 6 3 3 8 "   D a t a T y p e = " B o o l e a n " > I s P r e v i e w M o d e < / I s P r e v i e w M o d e > - 
-         < N e w U O M C o d e   E l e m e n t T y p e = " C o l u m n "   E l e m e n t I d = " 3 0 9 1 6 9 4 9 3 "   D a t a T y p e = " C o d e " > N e w U O M C o d e < / N e w U O M C o d e > - 
-         < P r e v i e w N o t e   E l e m e n t T y p e = " C o l u m n "   E l e m e n t I d = " 3 5 4 0 1 5 3 5 "   D a t a T y p e = " S t r i n g " > P r e v i e w N o t e < / P r e v i e w N o t e > - 
-         < R e p o r t T i t l e   E l e m e n t T y p e = " C o l u m n "   E l e m e n t I d = " 1 4 7 9 0 2 5 3 9 "   D a t a T y p e = " S t r i n g " > R e p o r t T i t l e < / R e p o r t T i t l e > - 
-         < S u m m a r y B C C o u n t   E l e m e n t T y p e = " C o l u m n "   E l e m e n t I d = " 1 9 5 3 5 4 8 3 0 9 "   D a t a T y p e = " I n t e g e r " > S u m m a r y B C C o u n t < / S u m m a r y B C C o u n t > - 
-         < S u m m a r y I L E C o u n t   E l e m e n t T y p e = " C o l u m n "   E l e m e n t I d = " 7 4 7 5 6 6 1 1 4 "   D a t a T y p e = " I n t e g e r " > S u m m a r y I L E C o u n t < / S u m m a r y I L E C o u n t > - 
-         < S u m m a r y T o t a l C o u n t   E l e m e n t T y p e = " C o l u m n "   E l e m e n t I d = " 4 1 9 1 7 6 1 7 6 "   D a t a T y p e = " I n t e g e r " > S u m m a r y T o t a l C o u n t < / S u m m a r y T o t a l C o u n t > - 
-         < S u m m a r y W h s e C o u n t   E l e m e n t T y p e = " C o l u m n "   E l e m e n t I d = " 8 9 5 5 9 5 2 9 3 "   D a t a T y p e = " I n t e g e r " > S u m m a r y W h s e C o u n t < / S u m m a r y W h s e C o u n t > - 
-     < / P r e v i e w H e a d e r > - 
-     < B i n C o n t e n t   E l e m e n t T y p e = " D a t a I t e m "   E l e m e n t I d = " 1 2 5 9 9 4 2 9 7 5 " > - 
-         < N e w U O M D i s p l a y   E l e m e n t T y p e = " C o l u m n "   E l e m e n t I d = " 5 9 2 0 1 3 0 7 6 "   D a t a T y p e = " C o d e " > N e w U O M D i s p l a y < / N e w U O M D i s p l a y > - 
-         < O l d U O M   E l e m e n t T y p e = " C o l u m n "   E l e m e n t I d = " 9 9 8 6 0 8 1 6 5 "   D a t a T y p e = " C o d e " > O l d U O M < / O l d U O M > - 
-         < P r e v i e w M o d e D i s p l a y   E l e m e n t T y p e = " C o l u m n "   E l e m e n t I d = " 6 4 3 6 8 1 8 3 4 "   D a t a T y p e = " B o o l e a n " > P r e v i e w M o d e D i s p l a y < / P r e v i e w M o d e D i s p l a y > - 
-     < / B i n C o n t e n t > - 
-     < W a r e h o u s e E n t r y P r e v i e w   E l e m e n t T y p e = " D a t a I t e m "   E l e m e n t I d = " 5 1 7 9 1 0 8 5 8 " > - 
-         < W h s e B i n C o d e   E l e m e n t T y p e = " C o l u m n "   E l e m e n t I d = " 2 0 4 9 9 5 3 1 8 8 "   D a t a T y p e = " C o d e " > W h s e B i n C o d e < / W h s e B i n C o d e > - 
-         < W h s e E n t r y N o   E l e m e n t T y p e = " C o l u m n "   E l e m e n t I d = " 2 0 0 5 1 8 4 7 4 5 "   D a t a T y p e = " I n t e g e r " > W h s e E n t r y N o < / W h s e E n t r y N o > - 
-         < W h s e I t e m N o   E l e m e n t T y p e = " C o l u m n "   E l e m e n t I d = " 2 0 3 4 7 0 5 4 4 0 "   D a t a T y p e = " C o d e " > W h s e I t e m N o < / W h s e I t e m N o > - 
-         < W h s e L o c a t i o n C o d e   E l e m e n t T y p e = " C o l u m n "   E l e m e n t I d = " 2 0 0 1 3 6 2 7 2 4 "   D a t a T y p e = " C o d e " > W h s e L o c a t i o n C o d e < / W h s e L o c a t i o n C o d e > - 
-         < W h s e N e w U O M   E l e m e n t T y p e = " C o l u m n "   E l e m e n t I d = " 1 9 9 2 0 7 5 7 6 7 "   D a t a T y p e = " C o d e " > W h s e N e w U O M < / W h s e N e w U O M > - 
-         < W h s e O l d U O M   E l e m e n t T y p e = " C o l u m n "   E l e m e n t I d = " 2 5 0 3 6 3 2 9 2 "   D a t a T y p e = " C o d e " > W h s e O l d U O M < / W h s e O l d U O M > - 
-         < W h s e T a b l e N a m e   E l e m e n t T y p e = " C o l u m n "   E l e m e n t I d = " 4 8 6 3 8 1 3 3 "   D a t a T y p e = " S t r i n g " > W h s e T a b l e N a m e < / W h s e T a b l e N a m e > - 
-         < W h s e V a r i a n t C o d e   E l e m e n t T y p e = " C o l u m n "   E l e m e n t I d = " 1 8 2 8 5 7 0 4 1 0 "   D a t a T y p e = " C o d e " > W h s e V a r i a n t C o d e < / W h s e V a r i a n t C o d e > - 
-     < / W a r e h o u s e E n t r y P r e v i e w > - 
-     < I t e m L e d g e r E n t r y P r e v i e w   E l e m e n t T y p e = " D a t a I t e m "   E l e m e n t I d = " 9 3 6 3 3 1 8 5 9 " > - 
-         < I L E E n t r y N o   E l e m e n t T y p e = " C o l u m n "   E l e m e n t I d = " 2 8 5 8 3 5 9 6 0 "   D a t a T y p e = " I n t e g e r " > I L E E n t r y N o < / I L E E n t r y N o > - 
-         < I L E I t e m N o   E l e m e n t T y p e = " C o l u m n "   E l e m e n t I d = " 1 8 3 5 8 6 4 1 0 5 "   D a t a T y p e = " C o d e " > I L E I t e m N o < / I L E I t e m N o > - 
-         < I L E L o c a t i o n C o d e   E l e m e n t T y p e = " C o l u m n "   E l e m e n t I d = " 1 8 7 5 2 7 3 4 7 7 "   D a t a T y p e = " C o d e " > I L E L o c a t i o n C o d e < / I L E L o c a t i o n C o d e > - 
-         < I L E N e w U O M   E l e m e n t T y p e = " C o l u m n "   E l e m e n t I d = " 4 4 9 5 4 0 2 0 6 "   D a t a T y p e = " C o d e " > I L E N e w U O M < / I L E N e w U O M > - 
-         < I L E O l d U O M   E l e m e n t T y p e = " C o l u m n "   E l e m e n t I d = " 9 6 1 3 9 7 8 1 1 "   D a t a T y p e = " C o d e " > I L E O l d U O M < / I L E O l d U O M > - 
-         < I L E T a b l e N a m e   E l e m e n t T y p e = " C o l u m n "   E l e m e n t I d = " 1 0 4 9 3 3 1 0 6 8 "   D a t a T y p e = " S t r i n g " > I L E T a b l e N a m e < / I L E T a b l e N a m e > - 
-         < I L E V a r i a n t C o d e   E l e m e n t T y p e = " C o l u m n "   E l e m e n t I d = " 2 1 2 8 6 6 6 0 7 3 "   D a t a T y p e = " C o d e " > I L E V a r i a n t C o d e < / I L E V a r i a n t C o d e > - 
-     < / I t e m L e d g e r E n t r y P r e v i e w > - 
-     < B i n C o n t e n t P r e v i e w   E l e m e n t T y p e = " D a t a I t e m "   E l e m e n t I d = " 1 5 2 4 5 9 7 2 4 3 " > - 
-         < B C B i n C o d e   E l e m e n t T y p e = " C o l u m n "   E l e m e n t I d = " 1 0 7 0 8 4 8 4 0 4 "   D a t a T y p e = " C o d e " > B C B i n C o d e < / B C B i n C o d e > - 
-         < B C I t e m N o   E l e m e n t T y p e = " C o l u m n "   E l e m e n t I d = " 1 8 4 6 8 5 7 6 7 2 "   D a t a T y p e = " C o d e " > B C I t e m N o < / B C I t e m N o > - 
-         < B C L o c a t i o n C o d e   E l e m e n t T y p e = " C o l u m n "   E l e m e n t I d = " 8 4 0 3 6 2 0 7 6 "   D a t a T y p e = " C o d e " > B C L o c a t i o n C o d e < / B C L o c a t i o n C o d e > - 
-         < B C N e w U O M   E l e m e n t T y p e = " C o l u m n "   E l e m e n t I d = " 1 7 7 4 0 3 9 4 0 9 "   D a t a T y p e = " C o d e " > B C N e w U O M < / B C N e w U O M > - 
-         < B C O l d U O M   E l e m e n t T y p e = " C o l u m n "   E l e m e n t I d = " 1 4 6 5 6 5 7 4 5 2 "   D a t a T y p e = " C o d e " > B C O l d U O M < / B C O l d U O M > - 
-         < B C T a b l e N a m e   E l e m e n t T y p e = " C o l u m n "   E l e m e n t I d = " 3 1 6 5 5 6 7 1 7 "   D a t a T y p e = " S t r i n g " > B C T a b l e N a m e < / B C T a b l e N a m e > - 
-         < B C V a r i a n t C o d e   E l e m e n t T y p e = " C o l u m n "   E l e m e n t I d = " 2 0 7 8 0 4 3 5 9 8 "   D a t a T y p e = " C o d e " > B C V a r i a n t C o d e < / B C V a r i a n t C o d e > - 
-     < / B i n C o n t e n t P r e v i e w > - 
- < / N a v W o r d R e p o r t X m l P a r t > 
-</file>
-
-<file path=customXml/item2.xml>��< ? x m l   v e r s i o n = " 1 . 0 "   e n c o d i n g = " u t f - 1 6 " ? > < N a v W o r d R e p o r t X m l P a r t   x m l n s = " u r n : m i c r o s o f t - d y n a m i c s - n a v / r e p o r t s / U p d a t e _ B i n _ U O M _ P r e v i e w _ M o d e / 5 0 0 0 1 / " > - 
-     < B C R e p o r t I n f o r m a t i o n > - 
-         < R e p o r t M e t a d a t a > - 
-             < E x t e n s i o n I d > E x t e n s i o n   I D < / E x t e n s i o n I d > - 
-             < E x t e n s i o n N a m e > E x t e n s i o n   N a m e < / E x t e n s i o n N a m e > - 
-             < E x t e n s i o n P u b l i s h e r > E x t e n s i o n   P u b l i s h e r < / E x t e n s i o n P u b l i s h e r > - 
-             < E x t e n s i o n V e r s i o n > E x t e n s i o n   V e r s i o n < / E x t e n s i o n V e r s i o n > - 
-             < R e p o r t I d > R e p o r t   I D < / R e p o r t I d > - 
-             < R e p o r t N a m e > R e p o r t   N a m e < / R e p o r t N a m e > - 
-             < A b o u t T h i s R e p o r t T i t l e > A b o u t   T h i s   R e p o r t   T i t l e < / A b o u t T h i s R e p o r t T i t l e > - 
-             < A b o u t T h i s R e p o r t T e x t > A b o u t   T h i s   R e p o r t   T e x t < / A b o u t T h i s R e p o r t T e x t > - 
-             < R e p o r t H e l p L i n k > R e p o r t   H e l p   L i n k < / R e p o r t H e l p L i n k > - 
-         < / R e p o r t M e t a d a t a > - 
-         < R e p o r t R e q u e s t > - 
-             < T e n a n t E n t r a I d > T e n a n t   E n t r a   I d < / T e n a n t E n t r a I d > - 
-             < E n v i r o n m e n t N a m e > E n v i r o n m e n t   N a m e < / E n v i r o n m e n t N a m e > - 
-             < E n v i r o n m e n t T y p e > E n v i r o n m e n t   T y p e < / E n v i r o n m e n t T y p e > - 
-             < C o m p a n y N a m e > C o m p a n y   N a m e < / C o m p a n y N a m e > - 
-             < C o m p a n y D i s p l a y N a m e > C o m p a n y   D i s p l a y   N a m e < / C o m p a n y D i s p l a y N a m e > - 
-             < C o m p a n y I d > C o m p a n y   I D < / C o m p a n y I d > - 
-             < U s e r N a m e > U s e r   N a m e < / U s e r N a m e > - 
-             < D a t e A n d T i m e > D a t e   a n d   T i m e < / D a t e A n d T i m e > - 
-             < L a n g u a g e > L a n g u a g e < / L a n g u a g e > - 
-             < F o r m a t R e g i o n > F o r m a t   R e g i o n < / F o r m a t R e g i o n > - 
-             < D a t e T i m e V a l u e s > - 
-                 < Y e a r > Y e a r < / Y e a r > - 
-                 < M o n t h N u m b e r > M o n t h   N u m b e r < / M o n t h N u m b e r > - 
-                 < D a y N u m b e r > D a y   N u m b e r < / D a y N u m b e r > - 
-                 < H o u r > H o u r < / H o u r > - 
-                 < M i n u t e > M i n u t e < / M i n u t e > - 
-             < / D a t e T i m e V a l u e s > - 
-         < / R e p o r t R e q u e s t > - 
-     < / B C R e p o r t I n f o r m a t i o n > - 
-     < P r e v i e w H e a d e r > - 
-         < I s P r e v i e w M o d e > I s P r e v i e w M o d e < / I s P r e v i e w M o d e > - 
-         < N e w U O M C o d e > N e w U O M C o d e < / N e w U O M C o d e > - 
-         < P r e v i e w N o t e > P r e v i e w N o t e < / P r e v i e w N o t e > - 
-         < R e p o r t T i t l e > R e p o r t T i t l e < / R e p o r t T i t l e > - 
-         < S u m m a r y B C C o u n t > S u m m a r y B C C o u n t < / S u m m a r y B C C o u n t > - 
-         < S u m m a r y I L E C o u n t > S u m m a r y I L E C o u n t < / S u m m a r y I L E C o u n t > - 
-         < S u m m a r y T o t a l C o u n t > S u m m a r y T o t a l C o u n t < / S u m m a r y T o t a l C o u n t > - 
-         < S u m m a r y W h s e C o u n t > S u m m a r y W h s e C o u n t < / S u m m a r y W h s e C o u n t > - 
-     < / P r e v i e w H e a d e r > - 
-     < B i n C o n t e n t > - 
-         < N e w U O M D i s p l a y > N e w U O M D i s p l a y < / N e w U O M D i s p l a y > - 
-         < O l d U O M > O l d U O M < / O l d U O M > - 
-         < P r e v i e w M o d e D i s p l a y > P r e v i e w M o d e D i s p l a y < / P r e v i e w M o d e D i s p l a y > - 
-     < / B i n C o n t e n t > - 
-     < W a r e h o u s e E n t r y P r e v i e w > - 
-         < W h s e B i n C o d e > W h s e B i n C o d e < / W h s e B i n C o d e > - 
-         < W h s e E n t r y N o > W h s e E n t r y N o < / W h s e E n t r y N o > - 
-         < W h s e I t e m N o > W h s e I t e m N o < / W h s e I t e m N o > - 
-         < W h s e L o c a t i o n C o d e > W h s e L o c a t i o n C o d e < / W h s e L o c a t i o n C o d e > - 
-         < W h s e N e w U O M > W h s e N e w U O M < / W h s e N e w U O M > - 
-         < W h s e O l d U O M > W h s e O l d U O M < / W h s e O l d U O M > - 
-         < W h s e T a b l e N a m e > W h s e T a b l e N a m e < / W h s e T a b l e N a m e > - 
-         < W h s e V a r i a n t C o d e > W h s e V a r i a n t C o d e < / W h s e V a r i a n t C o d e > - 
-     < / W a r e h o u s e E n t r y P r e v i e w > - 
-     < I t e m L e d g e r E n t r y P r e v i e w > - 
-         < I L E E n t r y N o > I L E E n t r y N o < / I L E E n t r y N o > - 
-         < I L E I t e m N o > I L E I t e m N o < / I L E I t e m N o > - 
-         < I L E L o c a t i o n C o d e > I L E L o c a t i o n C o d e < / I L E L o c a t i o n C o d e > - 
-         < I L E N e w U O M > I L E N e w U O M < / I L E N e w U O M > - 
-         < I L E O l d U O M > I L E O l d U O M < / I L E O l d U O M > - 
-         < I L E T a b l e N a m e > I L E T a b l e N a m e < / I L E T a b l e N a m e > - 
-         < I L E V a r i a n t C o d e > I L E V a r i a n t C o d e < / I L E V a r i a n t C o d e > - 
-     < / I t e m L e d g e r E n t r y P r e v i e w > - 
-     < B i n C o n t e n t P r e v i e w > - 
-         < B C B i n C o d e > B C B i n C o d e < / B C B i n C o d e > - 
-         < B C I t e m N o > B C I t e m N o < / B C I t e m N o > - 
-         < B C L o c a t i o n C o d e > B C L o c a t i o n C o d e < / B C L o c a t i o n C o d e > - 
-         < B C N e w U O M > B C N e w U O M < / B C N e w U O M > - 
-         < B C O l d U O M > B C O l d U O M < / B C O l d U O M > - 
-         < B C T a b l e N a m e > B C T a b l e N a m e < / B C T a b l e N a m e > - 
-         < B C V a r i a n t C o d e > B C V a r i a n t C o d e < / B C V a r i a n t C o d e > - 
-     < / B i n C o n t e n t P r e v i e w > - 
- < / N a v W o r d R e p o r t X m l P a r t > 
-</file>
-
 <file path=customXml/item3.xml><?xml version="1.0" encoding="utf-8"?>
 <b:Sources xmlns:b="http://schemas.openxmlformats.org/officeDocument/2006/bibliography" xmlns="http://schemas.openxmlformats.org/officeDocument/2006/bibliography" SelectedStyle="\APASixthEditionOfficeOnline.xsl" StyleName="APA" Version="6"/>
 </file>
 
-<file path=customXml/itemProps1.xml><?xml version="1.0" encoding="utf-8"?>
-<ds:datastoreItem xmlns:ds="http://schemas.openxmlformats.org/officeDocument/2006/customXml" ds:itemID="{EFCC5868-5B9E-46BF-B9B7-F75C9481D653}">
-  <ds:schemaRefs>
-    <ds:schemaRef ds:uri="urn:microsoft-dynamics-businesscentral/internal/extended/reports/Update_Bin_UOM_Preview_Mode/50001/"/>
-  </ds:schemaRefs>
-</ds:datastoreItem>
+<file path=customXml/item4.xml>��< ? x m l   v e r s i o n = " 1 . 0 "   e n c o d i n g = " u t f - 1 6 " ? > + 
+ < N a v W o r d R e p o r t X m l P a r t   x m l n s = " u r n : m i c r o s o f t - d y n a m i c s - n a v / r e p o r t s / U p d a t e _ B i n _ U O M _ P r e v i e w _ M o d e / 5 0 2 0 1 / " > + 
+     < B C R e p o r t I n f o r m a t i o n > + 
+         < R e p o r t M e t a d a t a > + 
+             < E x t e n s i o n I d > E x t e n s i o n   I D < / E x t e n s i o n I d > + 
+             < E x t e n s i o n N a m e > E x t e n s i o n   N a m e < / E x t e n s i o n N a m e > + 
+             < E x t e n s i o n P u b l i s h e r > E x t e n s i o n   P u b l i s h e r < / E x t e n s i o n P u b l i s h e r > + 
+             < E x t e n s i o n V e r s i o n > E x t e n s i o n   V e r s i o n < / E x t e n s i o n V e r s i o n > + 
+             < R e p o r t I d > R e p o r t   I D < / R e p o r t I d > + 
+             < R e p o r t N a m e > R e p o r t   N a m e < / R e p o r t N a m e > + 
+             < A b o u t T h i s R e p o r t T i t l e > A b o u t   T h i s   R e p o r t   T i t l e < / A b o u t T h i s R e p o r t T i t l e > + 
+             < A b o u t T h i s R e p o r t T e x t > A b o u t   T h i s   R e p o r t   T e x t < / A b o u t T h i s R e p o r t T e x t > + 
+             < R e p o r t H e l p L i n k > R e p o r t   H e l p   L i n k < / R e p o r t H e l p L i n k > + 
+         < / R e p o r t M e t a d a t a > + 
+         < R e p o r t R e q u e s t > + 
+             < T e n a n t E n t r a I d > T e n a n t   E n t r a   I d < / T e n a n t E n t r a I d > + 
+             < E n v i r o n m e n t N a m e > E n v i r o n m e n t   N a m e < / E n v i r o n m e n t N a m e > + 
+             < E n v i r o n m e n t T y p e > E n v i r o n m e n t   T y p e < / E n v i r o n m e n t T y p e > + 
+             < C o m p a n y N a m e > C o m p a n y   N a m e < / C o m p a n y N a m e > + 
+             < C o m p a n y D i s p l a y N a m e > C o m p a n y   D i s p l a y   N a m e < / C o m p a n y D i s p l a y N a m e > + 
+             < C o m p a n y I d > C o m p a n y   I D < / C o m p a n y I d > + 
+             < U s e r N a m e > U s e r   N a m e < / U s e r N a m e > + 
+             < D a t e A n d T i m e > D a t e   a n d   T i m e < / D a t e A n d T i m e > + 
+             < L a n g u a g e > L a n g u a g e < / L a n g u a g e > + 
+             < F o r m a t R e g i o n > F o r m a t   R e g i o n < / F o r m a t R e g i o n > + 
+             < D a t e T i m e V a l u e s > + 
+                 < Y e a r > Y e a r < / Y e a r > + 
+                 < M o n t h N u m b e r > M o n t h   N u m b e r < / M o n t h N u m b e r > + 
+                 < D a y N u m b e r > D a y   N u m b e r < / D a y N u m b e r > + 
+                 < H o u r > H o u r < / H o u r > + 
+                 < M i n u t e > M i n u t e < / M i n u t e > + 
+             < / D a t e T i m e V a l u e s > + 
+         < / R e p o r t R e q u e s t > + 
+     < / B C R e p o r t I n f o r m a t i o n > + 
+     < P r e v i e w H e a d e r > + 
+         < I s P r e v i e w M o d e > I s P r e v i e w M o d e < / I s P r e v i e w M o d e > + 
+         < N e w U O M C o d e > N e w U O M C o d e < / N e w U O M C o d e > + 
+         < P r e v i e w N o t e > P r e v i e w N o t e < / P r e v i e w N o t e > + 
+         < R e p o r t T i t l e > R e p o r t T i t l e < / R e p o r t T i t l e > + 
+         < S u m m a r y B C C o u n t > S u m m a r y B C C o u n t < / S u m m a r y B C C o u n t > + 
+         < S u m m a r y I L E C o u n t > S u m m a r y I L E C o u n t < / S u m m a r y I L E C o u n t > + 
+         < S u m m a r y T o t a l C o u n t > S u m m a r y T o t a l C o u n t < / S u m m a r y T o t a l C o u n t > + 
+         < S u m m a r y W h s e C o u n t > S u m m a r y W h s e C o u n t < / S u m m a r y W h s e C o u n t > + 
+     < / P r e v i e w H e a d e r > + 
+     < B i n C o n t e n t > + 
+         < N e w U O M D i s p l a y > N e w U O M D i s p l a y < / N e w U O M D i s p l a y > + 
+         < O l d U O M > O l d U O M < / O l d U O M > + 
+         < P r e v i e w M o d e D i s p l a y > P r e v i e w M o d e D i s p l a y < / P r e v i e w M o d e D i s p l a y > + 
+     < / B i n C o n t e n t > + 
+     < W a r e h o u s e E n t r y P r e v i e w > + 
+         < W h s e B i n C o d e > W h s e B i n C o d e < / W h s e B i n C o d e > + 
+         < W h s e E n t r y N o > W h s e E n t r y N o < / W h s e E n t r y N o > + 
+         < W h s e I t e m N o > W h s e I t e m N o < / W h s e I t e m N o > + 
+         < W h s e L o c a t i o n C o d e > W h s e L o c a t i o n C o d e < / W h s e L o c a t i o n C o d e > + 
+         < W h s e N e w U O M > W h s e N e w U O M < / W h s e N e w U O M > + 
+         < W h s e O l d U O M > W h s e O l d U O M < / W h s e O l d U O M > + 
+         < W h s e T a b l e N a m e > W h s e T a b l e N a m e < / W h s e T a b l e N a m e > + 
+         < W h s e V a r i a n t C o d e > W h s e V a r i a n t C o d e < / W h s e V a r i a n t C o d e > + 
+     < / W a r e h o u s e E n t r y P r e v i e w > + 
+     < I t e m L e d g e r E n t r y P r e v i e w > + 
+         < I L E E n t r y N o > I L E E n t r y N o < / I L E E n t r y N o > + 
+         < I L E I t e m N o > I L E I t e m N o < / I L E I t e m N o > + 
+         < I L E L o c a t i o n C o d e > I L E L o c a t i o n C o d e < / I L E L o c a t i o n C o d e > + 
+         < I L E N e w U O M > I L E N e w U O M < / I L E N e w U O M > + 
+         < I L E O l d U O M > I L E O l d U O M < / I L E O l d U O M > + 
+         < I L E T a b l e N a m e > I L E T a b l e N a m e < / I L E T a b l e N a m e > + 
+         < I L E V a r i a n t C o d e > I L E V a r i a n t C o d e < / I L E V a r i a n t C o d e > + 
+     < / I t e m L e d g e r E n t r y P r e v i e w > + 
+     < B i n C o n t e n t P r e v i e w > + 
+         < B C B i n C o d e > B C B i n C o d e < / B C B i n C o d e > + 
+         < B C I t e m N o > B C I t e m N o < / B C I t e m N o > + 
+         < B C L o c a t i o n C o d e > B C L o c a t i o n C o d e < / B C L o c a t i o n C o d e > + 
+         < B C N e w U O M > B C N e w U O M < / B C N e w U O M > + 
+         < B C O l d U O M > B C O l d U O M < / B C O l d U O M > + 
+         < B C T a b l e N a m e > B C T a b l e N a m e < / B C T a b l e N a m e > + 
+         < B C V a r i a n t C o d e > B C V a r i a n t C o d e < / B C V a r i a n t C o d e > + 
+     < / B i n C o n t e n t P r e v i e w > + 
+ < / N a v W o r d R e p o r t X m l P a r t > 
 </file>
 
-<file path=customXml/itemProps2.xml><?xml version="1.0" encoding="utf-8"?>
-<ds:datastoreItem xmlns:ds="http://schemas.openxmlformats.org/officeDocument/2006/customXml" ds:itemID="{49131D68-9122-4599-B56F-104085F3772D}">
-  <ds:schemaRefs>
-    <ds:schemaRef ds:uri="urn:microsoft-dynamics-nav/reports/Update_Bin_UOM_Preview_Mode/50001/"/>
-  </ds:schemaRefs>
-</ds:datastoreItem>
+<file path=customXml/item5.xml>��< ? x m l   v e r s i o n = " 1 . 0 "   e n c o d i n g = " u t f - 1 6 " ? > + 
+ < N a v W o r d R e p o r t X m l P a r t   x m l n s = " u r n : m i c r o s o f t - d y n a m i c s - b u s i n e s s c e n t r a l / i n t e r n a l / e x t e n d e d / r e p o r t s / U p d a t e _ B i n _ U O M _ P r e v i e w _ M o d e / 5 0 2 0 1 / " > + 
+     < B C R e p o r t I n f o r m a t i o n > + 
+         < R e p o r t M e t a d a t a > + 
+             < E x t e n s i o n I d > E x t e n s i o n   I D < / E x t e n s i o n I d > + 
+             < E x t e n s i o n N a m e > E x t e n s i o n   N a m e < / E x t e n s i o n N a m e > + 
+             < E x t e n s i o n P u b l i s h e r > E x t e n s i o n   P u b l i s h e r < / E x t e n s i o n P u b l i s h e r > + 
+             < E x t e n s i o n V e r s i o n > E x t e n s i o n   V e r s i o n < / E x t e n s i o n V e r s i o n > + 
+             < R e p o r t I d > R e p o r t   I D < / R e p o r t I d > + 
+             < R e p o r t N a m e > R e p o r t   N a m e < / R e p o r t N a m e > + 
+             < A b o u t T h i s R e p o r t T i t l e > A b o u t   T h i s   R e p o r t   T i t l e < / A b o u t T h i s R e p o r t T i t l e > + 
+             < A b o u t T h i s R e p o r t T e x t > A b o u t   T h i s   R e p o r t   T e x t < / A b o u t T h i s R e p o r t T e x t > + 
+             < R e p o r t H e l p L i n k > R e p o r t   H e l p   L i n k < / R e p o r t H e l p L i n k > + 
+         < / R e p o r t M e t a d a t a > + 
+         < R e p o r t R e q u e s t > + 
+             < T e n a n t E n t r a I d > T e n a n t   E n t r a   I d < / T e n a n t E n t r a I d > + 
+             < E n v i r o n m e n t N a m e > E n v i r o n m e n t   N a m e < / E n v i r o n m e n t N a m e > + 
+             < E n v i r o n m e n t T y p e > E n v i r o n m e n t   T y p e < / E n v i r o n m e n t T y p e > + 
+             < C o m p a n y N a m e > C o m p a n y   N a m e < / C o m p a n y N a m e > + 
+             < C o m p a n y D i s p l a y N a m e > C o m p a n y   D i s p l a y   N a m e < / C o m p a n y D i s p l a y N a m e > + 
+             < C o m p a n y I d > C o m p a n y   I D < / C o m p a n y I d > + 
+             < U s e r N a m e > U s e r   N a m e < / U s e r N a m e > + 
+             < D a t e A n d T i m e > D a t e   a n d   T i m e < / D a t e A n d T i m e > + 
+             < L a n g u a g e > L a n g u a g e < / L a n g u a g e > + 
+             < F o r m a t R e g i o n > F o r m a t   R e g i o n < / F o r m a t R e g i o n > + 
+             < D a t e T i m e V a l u e s > + 
+                 < Y e a r > Y e a r < / Y e a r > + 
+                 < M o n t h N u m b e r > M o n t h   N u m b e r < / M o n t h N u m b e r > + 
+                 < D a y N u m b e r > D a y   N u m b e r < / D a y N u m b e r > + 
+                 < H o u r > H o u r < / H o u r > + 
+                 < M i n u t e > M i n u t e < / M i n u t e > + 
+             < / D a t e T i m e V a l u e s > + 
+         < / R e p o r t R e q u e s t > + 
+     < / B C R e p o r t I n f o r m a t i o n > + 
+     < T o o l t i p s > + 
+         < T o o l t i p   c o l u m n = " O l d U O M "   E l e m e n t I d = " 9 9 8 6 0 8 1 6 5 " > + 
+             < T o o l t i p T e x t   l a n g = " e n - U S " > S p e c i f i e s   h o w   e a c h   u n i t   o f   t h e   i t e m   o r   r e s o u r c e   i s   m e a s u r e d ,   s u c h   a s   i n   p i e c e s   o r   h o u r s .   B y   d e f a u l t ,   t h e   v a l u e   i n   t h e   B a s e   U n i t   o f   M e a s u r e   f i e l d   o n   t h e   i t e m   o r   r e s o u r c e   c a r d   i s   i n s e r t e d . < / T o o l t i p T e x t > + 
+         < / T o o l t i p > + 
+         < T o o l t i p   c o l u m n = " W h s e E n t r y N o "   E l e m e n t I d = " 2 0 0 5 1 8 4 7 4 5 " > + 
+             < T o o l t i p T e x t   l a n g = " e n - U S " > S p e c i f i e s   t h e   n u m b e r   o f   t h e   e n t r y ,   a s   a s s i g n e d   f r o m   t h e   s p e c i f i e d   n u m b e r   s e r i e s   w h e n   t h e   e n t r y   w a s   c r e a t e d . < / T o o l t i p T e x t > + 
+         < / T o o l t i p > + 
+         < T o o l t i p   c o l u m n = " W h s e I t e m N o "   E l e m e n t I d = " 2 0 3 4 7 0 5 4 4 0 " > + 
+             < T o o l t i p T e x t   l a n g = " e n - U S " > S p e c i f i e s   t h e   n u m b e r   o f   t h e   i t e m   i n   t h e   e n t r y . < / T o o l t i p T e x t > + 
+         < / T o o l t i p > + 
+         < T o o l t i p   c o l u m n = " W h s e L o c a t i o n C o d e "   E l e m e n t I d = " 2 0 0 1 3 6 2 7 2 4 " > + 
+             < T o o l t i p T e x t   l a n g = " e n - U S " > S p e c i f i e s   t h e   c o d e   o f   t h e   l o c a t i o n   t o   w h i c h   t h e   e n t r y   i s   l i n k e d . < / T o o l t i p T e x t > + 
+         < / T o o l t i p > + 
+         < T o o l t i p   c o l u m n = " W h s e B i n C o d e "   E l e m e n t I d = " 2 0 4 9 9 5 3 1 8 8 " > + 
+             < T o o l t i p T e x t   l a n g = " e n - U S " > S p e c i f i e s   t h e   b i n   w h e r e   t h e   i t e m s   a r e   p i c k e d   o r   p u t   a w a y . < / T o o l t i p T e x t > + 
+         < / T o o l t i p > + 
+         < T o o l t i p   c o l u m n = " W h s e V a r i a n t C o d e "   E l e m e n t I d = " 1 8 2 8 5 7 0 4 1 0 " > + 
+             < T o o l t i p T e x t   l a n g = " e n - U S " > S p e c i f i e s   t h e   v a r i a n t   o f   t h e   i t e m   o n   t h e   l i n e . < / T o o l t i p T e x t > + 
+         < / T o o l t i p > + 
+         < T o o l t i p   c o l u m n = " W h s e O l d U O M "   E l e m e n t I d = " 2 5 0 3 6 3 2 9 2 " > + 
+             < T o o l t i p T e x t   l a n g = " e n - U S " > S p e c i f i e s   h o w   e a c h   u n i t   o f   t h e   i t e m   o r   r e s o u r c e   i s   m e a s u r e d ,   s u c h   a s   i n   p i e c e s   o r   h o u r s .   B y   d e f a u l t ,   t h e   v a l u e   i n   t h e   B a s e   U n i t   o f   M e a s u r e   f i e l d   o n   t h e   i t e m   o r   r e s o u r c e   c a r d   i s   i n s e r t e d . < / T o o l t i p T e x t > + 
+         < / T o o l t i p > + 
+         < T o o l t i p   c o l u m n = " I L E E n t r y N o "   E l e m e n t I d = " 2 8 5 8 3 5 9 6 0 " > + 
+             < T o o l t i p T e x t   l a n g = " e n - U S " > S p e c i f i e s   t h e   n u m b e r   o f   t h e   e n t r y ,   a s   a s s i g n e d   f r o m   t h e   s p e c i f i e d   n u m b e r   s e r i e s   w h e n   t h e   e n t r y   w a s   c r e a t e d . < / T o o l t i p T e x t > + 
+         < / T o o l t i p > + 
+         < T o o l t i p   c o l u m n = " I L E I t e m N o "   E l e m e n t I d = " 1 8 3 5 8 6 4 1 0 5 " > + 
+             < T o o l t i p T e x t   l a n g = " e n - U S " > S p e c i f i e s   t h e   n u m b e r   o f   t h e   i t e m   i n   t h e   e n t r y . < / T o o l t i p T e x t > + 
+         < / T o o l t i p > + 
+         < T o o l t i p   c o l u m n = " I L E L o c a t i o n C o d e "   E l e m e n t I d = " 1 8 7 5 2 7 3 4 7 7 " > + 
+             < T o o l t i p T e x t   l a n g = " e n - U S " > S p e c i f i e s   t h e   c o d e   f o r   t h e   l o c a t i o n   t h a t   t h e   e n t r y   i s   l i n k e d   t o . < / T o o l t i p T e x t > + 
+         < / T o o l t i p > + 
+         < T o o l t i p   c o l u m n = " I L E V a r i a n t C o d e "   E l e m e n t I d = " 2 1 2 8 6 6 6 0 7 3 " > + 
+             < T o o l t i p T e x t   l a n g = " e n - U S " > S p e c i f i e s   t h e   v a r i a n t   o f   t h e   i t e m   o n   t h e   l i n e . < / T o o l t i p T e x t > + 
+         < / T o o l t i p > + 
+         < T o o l t i p   c o l u m n = " I L E O l d U O M "   E l e m e n t I d = " 9 6 1 3 9 7 8 1 1 " > + 
+             < T o o l t i p T e x t   l a n g = " e n - U S " > S p e c i f i e s   h o w   e a c h   u n i t   o f   t h e   i t e m   o r   r e s o u r c e   i s   m e a s u r e d ,   s u c h   a s   i n   p i e c e s   o r   h o u r s .   B y   d e f a u l t ,   t h e   v a l u e   i n   t h e   B a s e   U n i t   o f   M e a s u r e   f i e l d   o n   t h e   i t e m   o r   r e s o u r c e   c a r d   i s   i n s e r t e d . < / T o o l t i p T e x t > + 
+         < / T o o l t i p > + 
+         < T o o l t i p   c o l u m n = " B C I t e m N o "   E l e m e n t I d = " 1 8 4 6 8 5 7 6 7 2 " > + 
+             < T o o l t i p T e x t   l a n g = " e n - U S " > S p e c i f i e s   t h e   n u m b e r   o f   t h e   i t e m   t h a t   w i l l   b e   s t o r e d   i n   t h e   b i n . < / T o o l t i p T e x t > + 
+         < / T o o l t i p > + 
+         < T o o l t i p   c o l u m n = " B C L o c a t i o n C o d e "   E l e m e n t I d = " 8 4 0 3 6 2 0 7 6 " > + 
+             < T o o l t i p T e x t   l a n g = " e n - U S " > S p e c i f i e s   t h e   l o c a t i o n   c o d e   o f   t h e   b i n . < / T o o l t i p T e x t > + 
+         < / T o o l t i p > + 
+         < T o o l t i p   c o l u m n = " B C B i n C o d e "   E l e m e n t I d = " 1 0 7 0 8 4 8 4 0 4 " > + 
+             < T o o l t i p T e x t   l a n g = " e n - U S " > S p e c i f i e s   t h e   b i n   w h e r e   t h e   i t e m s   a r e   p i c k e d   o r   p u t   a w a y . < / T o o l t i p T e x t > + 
+         < / T o o l t i p > + 
+         < T o o l t i p   c o l u m n = " B C V a r i a n t C o d e "   E l e m e n t I d = " 2 0 7 8 0 4 3 5 9 8 " > + 
+             < T o o l t i p T e x t   l a n g = " e n - U S " > S p e c i f i e s   t h e   v a r i a n t   o f   t h e   i t e m   o n   t h e   l i n e . < / T o o l t i p T e x t > + 
+         < / T o o l t i p > + 
+         < T o o l t i p   c o l u m n = " B C O l d U O M "   E l e m e n t I d = " 1 4 6 5 6 5 7 4 5 2 " > + 
+             < T o o l t i p T e x t   l a n g = " e n - U S " > S p e c i f i e s   h o w   e a c h   u n i t   o f   t h e   i t e m   o r   r e s o u r c e   i s   m e a s u r e d ,   s u c h   a s   i n   p i e c e s   o r   h o u r s .   B y   d e f a u l t ,   t h e   v a l u e   i n   t h e   B a s e   U n i t   o f   M e a s u r e   f i e l d   o n   t h e   i t e m   o r   r e s o u r c e   c a r d   i s   i n s e r t e d . < / T o o l t i p T e x t > + 
+         < / T o o l t i p > + 
+     < / T o o l t i p s > + 
+     < P r e v i e w H e a d e r   E l e m e n t T y p e = " D a t a I t e m "   E l e m e n t I d = " 4 3 1 6 5 1 3 0 4 " > + 
+         < I s P r e v i e w M o d e   E l e m e n t T y p e = " C o l u m n "   E l e m e n t I d = " 6 1 0 5 2 6 3 3 8 "   D a t a T y p e = " B o o l e a n " > I s P r e v i e w M o d e < / I s P r e v i e w M o d e > + 
+         < N e w U O M C o d e   E l e m e n t T y p e = " C o l u m n "   E l e m e n t I d = " 3 0 9 1 6 9 4 9 3 "   D a t a T y p e = " C o d e " > N e w U O M C o d e < / N e w U O M C o d e > + 
+         < P r e v i e w N o t e   E l e m e n t T y p e = " C o l u m n "   E l e m e n t I d = " 3 5 4 0 1 5 3 5 "   D a t a T y p e = " S t r i n g " > P r e v i e w N o t e < / P r e v i e w N o t e > + 
+         < R e p o r t T i t l e   E l e m e n t T y p e = " C o l u m n "   E l e m e n t I d = " 1 4 7 9 0 2 5 3 9 "   D a t a T y p e = " S t r i n g " > R e p o r t T i t l e < / R e p o r t T i t l e > + 
+         < S u m m a r y B C C o u n t   E l e m e n t T y p e = " C o l u m n "   E l e m e n t I d = " 1 9 5 3 5 4 8 3 0 9 "   D a t a T y p e = " I n t e g e r " > S u m m a r y B C C o u n t < / S u m m a r y B C C o u n t > + 
+         < S u m m a r y I L E C o u n t   E l e m e n t T y p e = " C o l u m n "   E l e m e n t I d = " 7 4 7 5 6 6 1 1 4 "   D a t a T y p e = " I n t e g e r " > S u m m a r y I L E C o u n t < / S u m m a r y I L E C o u n t > + 
+         < S u m m a r y T o t a l C o u n t   E l e m e n t T y p e = " C o l u m n "   E l e m e n t I d = " 4 1 9 1 7 6 1 7 6 "   D a t a T y p e = " I n t e g e r " > S u m m a r y T o t a l C o u n t < / S u m m a r y T o t a l C o u n t > + 
+         < S u m m a r y W h s e C o u n t   E l e m e n t T y p e = " C o l u m n "   E l e m e n t I d = " 8 9 5 5 9 5 2 9 3 "   D a t a T y p e = " I n t e g e r " > S u m m a r y W h s e C o u n t < / S u m m a r y W h s e C o u n t > + 
+     < / P r e v i e w H e a d e r > + 
+     < B i n C o n t e n t   E l e m e n t T y p e = " D a t a I t e m "   E l e m e n t I d = " 1 2 5 9 9 4 2 9 7 5 " > + 
+         < N e w U O M D i s p l a y   E l e m e n t T y p e = " C o l u m n "   E l e m e n t I d = " 5 9 2 0 1 3 0 7 6 "   D a t a T y p e = " C o d e " > N e w U O M D i s p l a y < / N e w U O M D i s p l a y > + 
+         < O l d U O M   E l e m e n t T y p e = " C o l u m n "   E l e m e n t I d = " 9 9 8 6 0 8 1 6 5 "   D a t a T y p e = " C o d e " > O l d U O M < / O l d U O M > + 
+         < P r e v i e w M o d e D i s p l a y   E l e m e n t T y p e = " C o l u m n "   E l e m e n t I d = " 6 4 3 6 8 1 8 3 4 "   D a t a T y p e = " B o o l e a n " > P r e v i e w M o d e D i s p l a y < / P r e v i e w M o d e D i s p l a y > + 
+     < / B i n C o n t e n t > + 
+     < W a r e h o u s e E n t r y P r e v i e w   E l e m e n t T y p e = " D a t a I t e m "   E l e m e n t I d = " 5 1 7 9 1 0 8 5 8 " > + 
+         < W h s e B i n C o d e   E l e m e n t T y p e = " C o l u m n "   E l e m e n t I d = " 2 0 4 9 9 5 3 1 8 8 "   D a t a T y p e = " C o d e " > W h s e B i n C o d e < / W h s e B i n C o d e > + 
+         < W h s e E n t r y N o   E l e m e n t T y p e = " C o l u m n "   E l e m e n t I d = " 2 0 0 5 1 8 4 7 4 5 "   D a t a T y p e = " I n t e g e r " > W h s e E n t r y N o < / W h s e E n t r y N o > + 
+         < W h s e I t e m N o   E l e m e n t T y p e = " C o l u m n "   E l e m e n t I d = " 2 0 3 4 7 0 5 4 4 0 "   D a t a T y p e = " C o d e " > W h s e I t e m N o < / W h s e I t e m N o > + 
+         < W h s e L o c a t i o n C o d e   E l e m e n t T y p e = " C o l u m n "   E l e m e n t I d = " 2 0 0 1 3 6 2 7 2 4 "   D a t a T y p e = " C o d e " > W h s e L o c a t i o n C o d e < / W h s e L o c a t i o n C o d e > + 
+         < W h s e N e w U O M   E l e m e n t T y p e = " C o l u m n "   E l e m e n t I d = " 1 9 9 2 0 7 5 7 6 7 "   D a t a T y p e = " C o d e " > W h s e N e w U O M < / W h s e N e w U O M > + 
+         < W h s e O l d U O M   E l e m e n t T y p e = " C o l u m n "   E l e m e n t I d = " 2 5 0 3 6 3 2 9 2 "   D a t a T y p e = " C o d e " > W h s e O l d U O M < / W h s e O l d U O M > + 
+         < W h s e T a b l e N a m e   E l e m e n t T y p e = " C o l u m n "   E l e m e n t I d = " 4 8 6 3 8 1 3 3 "   D a t a T y p e = " S t r i n g " > W h s e T a b l e N a m e < / W h s e T a b l e N a m e > + 
+         < W h s e V a r i a n t C o d e   E l e m e n t T y p e = " C o l u m n "   E l e m e n t I d = " 1 8 2 8 5 7 0 4 1 0 "   D a t a T y p e = " C o d e " > W h s e V a r i a n t C o d e < / W h s e V a r i a n t C o d e > + 
+     < / W a r e h o u s e E n t r y P r e v i e w > + 
+     < I t e m L e d g e r E n t r y P r e v i e w   E l e m e n t T y p e = " D a t a I t e m "   E l e m e n t I d = " 9 3 6 3 3 1 8 5 9 " > + 
+         < I L E E n t r y N o   E l e m e n t T y p e = " C o l u m n "   E l e m e n t I d = " 2 8 5 8 3 5 9 6 0 "   D a t a T y p e = " I n t e g e r " > I L E E n t r y N o < / I L E E n t r y N o > + 
+         < I L E I t e m N o   E l e m e n t T y p e = " C o l u m n "   E l e m e n t I d = " 1 8 3 5 8 6 4 1 0 5 "   D a t a T y p e = " C o d e " > I L E I t e m N o < / I L E I t e m N o > + 
+         < I L E L o c a t i o n C o d e   E l e m e n t T y p e = " C o l u m n "   E l e m e n t I d = " 1 8 7 5 2 7 3 4 7 7 "   D a t a T y p e = " C o d e " > I L E L o c a t i o n C o d e < / I L E L o c a t i o n C o d e > + 
+         < I L E N e w U O M   E l e m e n t T y p e = " C o l u m n "   E l e m e n t I d = " 4 4 9 5 4 0 2 0 6 "   D a t a T y p e = " C o d e " > I L E N e w U O M < / I L E N e w U O M > + 
+         < I L E O l d U O M   E l e m e n t T y p e = " C o l u m n "   E l e m e n t I d = " 9 6 1 3 9 7 8 1 1 "   D a t a T y p e = " C o d e " > I L E O l d U O M < / I L E O l d U O M > + 
+         < I L E T a b l e N a m e   E l e m e n t T y p e = " C o l u m n "   E l e m e n t I d = " 1 0 4 9 3 3 1 0 6 8 "   D a t a T y p e = " S t r i n g " > I L E T a b l e N a m e < / I L E T a b l e N a m e > + 
+         < I L E V a r i a n t C o d e   E l e m e n t T y p e = " C o l u m n "   E l e m e n t I d = " 2 1 2 8 6 6 6 0 7 3 "   D a t a T y p e = " C o d e " > I L E V a r i a n t C o d e < / I L E V a r i a n t C o d e > + 
+     < / I t e m L e d g e r E n t r y P r e v i e w > + 
+     < B i n C o n t e n t P r e v i e w   E l e m e n t T y p e = " D a t a I t e m "   E l e m e n t I d = " 1 5 2 4 5 9 7 2 4 3 " > + 
+         < B C B i n C o d e   E l e m e n t T y p e = " C o l u m n "   E l e m e n t I d = " 1 0 7 0 8 4 8 4 0 4 "   D a t a T y p e = " C o d e " > B C B i n C o d e < / B C B i n C o d e > + 
+         < B C I t e m N o   E l e m e n t T y p e = " C o l u m n "   E l e m e n t I d = " 1 8 4 6 8 5 7 6 7 2 "   D a t a T y p e = " C o d e " > B C I t e m N o < / B C I t e m N o > + 
+         < B C L o c a t i o n C o d e   E l e m e n t T y p e = " C o l u m n "   E l e m e n t I d = " 8 4 0 3 6 2 0 7 6 "   D a t a T y p e = " C o d e " > B C L o c a t i o n C o d e < / B C L o c a t i o n C o d e > + 
+         < B C N e w U O M   E l e m e n t T y p e = " C o l u m n "   E l e m e n t I d = " 1 7 7 4 0 3 9 4 0 9 "   D a t a T y p e = " C o d e " > B C N e w U O M < / B C N e w U O M > + 
+         < B C O l d U O M   E l e m e n t T y p e = " C o l u m n "   E l e m e n t I d = " 1 4 6 5 6 5 7 4 5 2 "   D a t a T y p e = " C o d e " > B C O l d U O M < / B C O l d U O M > + 
+         < B C T a b l e N a m e   E l e m e n t T y p e = " C o l u m n "   E l e m e n t I d = " 3 1 6 5 5 6 7 1 7 "   D a t a T y p e = " S t r i n g " > B C T a b l e N a m e < / B C T a b l e N a m e > + 
+         < B C V a r i a n t C o d e   E l e m e n t T y p e = " C o l u m n "   E l e m e n t I d = " 2 0 7 8 0 4 3 5 9 8 "   D a t a T y p e = " C o d e " > B C V a r i a n t C o d e < / B C V a r i a n t C o d e > + 
+     < / B i n C o n t e n t P r e v i e w > + 
+ < / N a v W o r d R e p o r t X m l P a r t > 
 </file>
 
 <file path=customXml/itemProps3.xml><?xml version="1.0" encoding="utf-8"?>
